--- a/Fase 2/Evidencias Proyecto/Documento 01- Product Vision.docx
+++ b/Fase 2/Evidencias Proyecto/Documento 01- Product Vision.docx
@@ -152,7 +152,6 @@
                 <w:rPr>
                   <w:rFonts w:eastAsiaTheme="majorEastAsia" w:cstheme="minorHAnsi"/>
                   <w:i/>
-                  <w:color w:val="FF0000"/>
                   <w:sz w:val="44"/>
                   <w:szCs w:val="44"/>
                   <w:lang w:val="es-AR"/>
@@ -185,24 +184,24 @@
                       <w:rPr>
                         <w:rFonts w:eastAsiaTheme="majorEastAsia" w:cstheme="minorHAnsi"/>
                         <w:i/>
-                        <w:color w:val="FF0000"/>
                         <w:sz w:val="44"/>
                         <w:szCs w:val="44"/>
                         <w:lang w:val="es-AR"/>
                       </w:rPr>
                       <w:t xml:space="preserve">Proyecto: </w:t>
                     </w:r>
+                    <w:proofErr w:type="spellStart"/>
                     <w:r>
                       <w:rPr>
                         <w:rFonts w:eastAsiaTheme="majorEastAsia" w:cstheme="minorHAnsi"/>
                         <w:i/>
-                        <w:color w:val="FF0000"/>
                         <w:sz w:val="44"/>
                         <w:szCs w:val="44"/>
                         <w:lang w:val="es-AR"/>
                       </w:rPr>
-                      <w:t>[Insertar Nombre de Proyecto]</w:t>
+                      <w:t>PortIA</w:t>
                     </w:r>
+                    <w:proofErr w:type="spellEnd"/>
                   </w:p>
                 </w:tc>
               </w:sdtContent>
@@ -272,29 +271,8 @@
                     <w:b/>
                     <w:bCs/>
                     <w:i/>
-                    <w:color w:val="FF0000"/>
-                  </w:rPr>
-                  <w:t>[</w:t>
-                </w:r>
-                <w:r>
-                  <w:rPr>
-                    <w:rFonts w:cstheme="minorHAnsi"/>
-                    <w:b/>
-                    <w:bCs/>
-                    <w:i/>
-                    <w:color w:val="FF0000"/>
                   </w:rPr>
                   <w:t>01</w:t>
-                </w:r>
-                <w:r>
-                  <w:rPr>
-                    <w:rFonts w:cstheme="minorHAnsi"/>
-                    <w:b/>
-                    <w:bCs/>
-                    <w:i/>
-                    <w:color w:val="FF0000"/>
-                  </w:rPr>
-                  <w:t>]</w:t>
                 </w:r>
               </w:p>
             </w:tc>
@@ -313,9 +291,9 @@
                 </w:rPr>
                 <w:alias w:val="Fecha"/>
                 <w:id w:val="516659546"/>
-                <w:showingPlcHdr/>
                 <w:dataBinding w:prefixMappings="xmlns:ns0='http://schemas.microsoft.com/office/2006/coverPageProps'" w:xpath="/ns0:CoverPageProperties[1]/ns0:PublishDate[1]" w:storeItemID="{55AF091B-3C7A-41E3-B477-F2FDAA23CFDA}"/>
-                <w:date>
+                <w:date w:fullDate="2026-09-30T00:00:00Z">
+                  <w:dateFormat w:val="dd/MM/yyyy"/>
                   <w:lid w:val="es-ES"/>
                   <w:storeMappedDataAs w:val="dateTime"/>
                   <w:calendar w:val="gregorian"/>
@@ -342,9 +320,8 @@
                         <w:rFonts w:cstheme="minorHAnsi"/>
                         <w:b/>
                         <w:bCs/>
-                        <w:color w:val="FF0000"/>
                       </w:rPr>
-                      <w:t>[Seleccionar fecha]</w:t>
+                      <w:t>30/09/2026</w:t>
                     </w:r>
                   </w:p>
                 </w:tc>
@@ -382,7 +359,6 @@
               <w:sdtPr>
                 <w:rPr>
                   <w:rFonts w:eastAsiaTheme="minorHAnsi" w:cstheme="minorHAnsi"/>
-                  <w:color w:val="FF0000"/>
                   <w:lang w:val="es-AR"/>
                 </w:rPr>
                 <w:alias w:val="Abstracto"/>
@@ -405,7 +381,6 @@
                     <w:r>
                       <w:rPr>
                         <w:rFonts w:eastAsiaTheme="minorHAnsi" w:cstheme="minorHAnsi"/>
-                        <w:color w:val="FF0000"/>
                         <w:lang w:val="es-AR"/>
                       </w:rPr>
                       <w:t>Planificación y</w:t>
@@ -413,7 +388,6 @@
                     <w:r>
                       <w:rPr>
                         <w:rFonts w:eastAsiaTheme="minorHAnsi" w:cstheme="minorHAnsi"/>
-                        <w:color w:val="FF0000"/>
                         <w:lang w:val="es-AR"/>
                       </w:rPr>
                       <w:t xml:space="preserve"> Especificación de Requisitos según estándar</w:t>
@@ -421,7 +395,6 @@
                     <w:r>
                       <w:rPr>
                         <w:rFonts w:eastAsiaTheme="minorHAnsi" w:cstheme="minorHAnsi"/>
-                        <w:color w:val="FF0000"/>
                         <w:lang w:val="es-AR"/>
                       </w:rPr>
                       <w:t>es;</w:t>
@@ -429,7 +402,6 @@
                     <w:r>
                       <w:rPr>
                         <w:rFonts w:eastAsiaTheme="minorHAnsi" w:cstheme="minorHAnsi"/>
-                        <w:color w:val="FF0000"/>
                         <w:lang w:val="es-AR"/>
                       </w:rPr>
                       <w:t xml:space="preserve"> IEEE 830</w:t>
@@ -437,7 +409,6 @@
                     <w:r>
                       <w:rPr>
                         <w:rFonts w:eastAsiaTheme="minorHAnsi" w:cstheme="minorHAnsi"/>
-                        <w:color w:val="FF0000"/>
                         <w:lang w:val="es-AR"/>
                       </w:rPr>
                       <w:t>, ISO9000 y PMI</w:t>
@@ -445,7 +416,6 @@
                     <w:r>
                       <w:rPr>
                         <w:rFonts w:eastAsiaTheme="minorHAnsi" w:cstheme="minorHAnsi"/>
-                        <w:color w:val="FF0000"/>
                         <w:lang w:val="es-AR"/>
                       </w:rPr>
                       <w:t>.</w:t>
@@ -1659,40 +1629,18 @@
               <w:rPr>
                 <w:rFonts w:asciiTheme="minorHAnsi" w:hAnsiTheme="minorHAnsi" w:cstheme="minorHAnsi"/>
                 <w:i/>
-                <w:color w:val="FF0000"/>
                 <w:szCs w:val="24"/>
                 <w:lang w:val="es-ES" w:eastAsia="es-ES"/>
               </w:rPr>
             </w:pPr>
             <w:r>
               <w:rPr>
-                <w:rFonts w:cstheme="minorHAnsi"/>
+                <w:rFonts w:asciiTheme="minorHAnsi" w:hAnsiTheme="minorHAnsi" w:cstheme="minorHAnsi"/>
                 <w:i/>
-                <w:color w:val="FF0000"/>
                 <w:szCs w:val="24"/>
                 <w:lang w:val="es-ES" w:eastAsia="es-ES"/>
               </w:rPr>
-              <w:fldChar w:fldCharType="begin"/>
-            </w:r>
-            <w:r>
-              <w:rPr>
-                <w:rFonts w:asciiTheme="minorHAnsi" w:hAnsiTheme="minorHAnsi" w:cstheme="minorHAnsi"/>
-                <w:i/>
-                <w:color w:val="FF0000"/>
-                <w:szCs w:val="24"/>
-                <w:lang w:val="es-ES" w:eastAsia="es-ES"/>
-              </w:rPr>
-              <w:instrText>MACROBUTTON NoMacro [Fecha]</w:instrText>
-            </w:r>
-            <w:r>
-              <w:rPr>
-                <w:rFonts w:cstheme="minorHAnsi"/>
-                <w:i/>
-                <w:color w:val="FF0000"/>
-                <w:szCs w:val="24"/>
-                <w:lang w:val="es-ES" w:eastAsia="es-ES"/>
-              </w:rPr>
-              <w:fldChar w:fldCharType="end"/>
+              <w:t>30-09-2026</w:t>
             </w:r>
           </w:p>
         </w:tc>
@@ -1707,40 +1655,18 @@
               <w:rPr>
                 <w:rFonts w:asciiTheme="minorHAnsi" w:hAnsiTheme="minorHAnsi" w:cstheme="minorHAnsi"/>
                 <w:i/>
-                <w:color w:val="FF0000"/>
                 <w:szCs w:val="24"/>
                 <w:lang w:val="es-ES" w:eastAsia="es-ES"/>
               </w:rPr>
             </w:pPr>
             <w:r>
               <w:rPr>
-                <w:rFonts w:cstheme="minorHAnsi"/>
+                <w:rFonts w:asciiTheme="minorHAnsi" w:hAnsiTheme="minorHAnsi" w:cstheme="minorHAnsi"/>
                 <w:i/>
-                <w:color w:val="FF0000"/>
                 <w:szCs w:val="24"/>
                 <w:lang w:val="es-ES" w:eastAsia="es-ES"/>
               </w:rPr>
-              <w:fldChar w:fldCharType="begin"/>
-            </w:r>
-            <w:r>
-              <w:rPr>
-                <w:rFonts w:asciiTheme="minorHAnsi" w:hAnsiTheme="minorHAnsi" w:cstheme="minorHAnsi"/>
-                <w:i/>
-                <w:color w:val="FF0000"/>
-                <w:szCs w:val="24"/>
-                <w:lang w:val="es-ES" w:eastAsia="es-ES"/>
-              </w:rPr>
-              <w:instrText>MACROBUTTON NoMacro [Rev]</w:instrText>
-            </w:r>
-            <w:r>
-              <w:rPr>
-                <w:rFonts w:cstheme="minorHAnsi"/>
-                <w:i/>
-                <w:color w:val="FF0000"/>
-                <w:szCs w:val="24"/>
-                <w:lang w:val="es-ES" w:eastAsia="es-ES"/>
-              </w:rPr>
-              <w:fldChar w:fldCharType="end"/>
+              <w:t>Ignacio Andrade y Nicolas Soto</w:t>
             </w:r>
           </w:p>
         </w:tc>
@@ -1755,40 +1681,18 @@
               <w:rPr>
                 <w:rFonts w:asciiTheme="minorHAnsi" w:hAnsiTheme="minorHAnsi" w:cstheme="minorHAnsi"/>
                 <w:i/>
-                <w:color w:val="FF0000"/>
                 <w:szCs w:val="24"/>
                 <w:lang w:val="es-ES" w:eastAsia="es-ES"/>
               </w:rPr>
             </w:pPr>
             <w:r>
               <w:rPr>
-                <w:rFonts w:cstheme="minorHAnsi"/>
+                <w:rFonts w:asciiTheme="minorHAnsi" w:hAnsiTheme="minorHAnsi" w:cstheme="minorHAnsi"/>
                 <w:i/>
-                <w:color w:val="FF0000"/>
                 <w:szCs w:val="24"/>
                 <w:lang w:val="es-ES" w:eastAsia="es-ES"/>
               </w:rPr>
-              <w:fldChar w:fldCharType="begin"/>
-            </w:r>
-            <w:r>
-              <w:rPr>
-                <w:rFonts w:asciiTheme="minorHAnsi" w:hAnsiTheme="minorHAnsi" w:cstheme="minorHAnsi"/>
-                <w:i/>
-                <w:color w:val="FF0000"/>
-                <w:szCs w:val="24"/>
-                <w:lang w:val="es-ES" w:eastAsia="es-ES"/>
-              </w:rPr>
-              <w:instrText>MACROBUTTON NoMacro [Descripcion]</w:instrText>
-            </w:r>
-            <w:r>
-              <w:rPr>
-                <w:rFonts w:cstheme="minorHAnsi"/>
-                <w:i/>
-                <w:color w:val="FF0000"/>
-                <w:szCs w:val="24"/>
-                <w:lang w:val="es-ES" w:eastAsia="es-ES"/>
-              </w:rPr>
-              <w:fldChar w:fldCharType="end"/>
+              <w:t>Airon Saez</w:t>
             </w:r>
           </w:p>
         </w:tc>
@@ -1803,237 +1707,18 @@
               <w:rPr>
                 <w:rFonts w:asciiTheme="minorHAnsi" w:hAnsiTheme="minorHAnsi" w:cstheme="minorHAnsi"/>
                 <w:i/>
-                <w:color w:val="FF0000"/>
                 <w:szCs w:val="24"/>
                 <w:lang w:val="es-ES" w:eastAsia="es-ES"/>
               </w:rPr>
             </w:pPr>
             <w:r>
               <w:rPr>
-                <w:rFonts w:cstheme="minorHAnsi"/>
+                <w:rFonts w:asciiTheme="minorHAnsi" w:hAnsiTheme="minorHAnsi" w:cstheme="minorHAnsi"/>
                 <w:i/>
-                <w:color w:val="FF0000"/>
                 <w:szCs w:val="24"/>
                 <w:lang w:val="es-ES" w:eastAsia="es-ES"/>
               </w:rPr>
-              <w:fldChar w:fldCharType="begin"/>
-            </w:r>
-            <w:r>
-              <w:rPr>
-                <w:rFonts w:asciiTheme="minorHAnsi" w:hAnsiTheme="minorHAnsi" w:cstheme="minorHAnsi"/>
-                <w:i/>
-                <w:color w:val="FF0000"/>
-                <w:szCs w:val="24"/>
-                <w:lang w:val="es-ES" w:eastAsia="es-ES"/>
-              </w:rPr>
-              <w:instrText>MACROBUTTON NoMacro [Descripcion]</w:instrText>
-            </w:r>
-            <w:r>
-              <w:rPr>
-                <w:rFonts w:cstheme="minorHAnsi"/>
-                <w:i/>
-                <w:color w:val="FF0000"/>
-                <w:szCs w:val="24"/>
-                <w:lang w:val="es-ES" w:eastAsia="es-ES"/>
-              </w:rPr>
-              <w:fldChar w:fldCharType="end"/>
-            </w:r>
-          </w:p>
-        </w:tc>
-      </w:tr>
-      <w:tr>
-        <w:trPr>
-          <w:trHeight w:val="1134"/>
-        </w:trPr>
-        <w:tc>
-          <w:tcPr>
-            <w:tcW w:w="1188" w:type="dxa"/>
-            <w:vAlign w:val="center"/>
-          </w:tcPr>
-          <w:p>
-            <w:pPr>
-              <w:jc w:val="both"/>
-              <w:rPr>
-                <w:rFonts w:asciiTheme="minorHAnsi" w:hAnsiTheme="minorHAnsi" w:cstheme="minorHAnsi"/>
-                <w:i/>
-                <w:color w:val="FF0000"/>
-                <w:szCs w:val="24"/>
-                <w:lang w:val="es-ES" w:eastAsia="es-ES"/>
-              </w:rPr>
-            </w:pPr>
-            <w:r>
-              <w:rPr>
-                <w:rFonts w:cstheme="minorHAnsi"/>
-                <w:i/>
-                <w:color w:val="FF0000"/>
-                <w:szCs w:val="24"/>
-                <w:lang w:val="es-ES" w:eastAsia="es-ES"/>
-              </w:rPr>
-              <w:fldChar w:fldCharType="begin"/>
-            </w:r>
-            <w:r>
-              <w:rPr>
-                <w:rFonts w:asciiTheme="minorHAnsi" w:hAnsiTheme="minorHAnsi" w:cstheme="minorHAnsi"/>
-                <w:i/>
-                <w:color w:val="FF0000"/>
-                <w:szCs w:val="24"/>
-                <w:lang w:val="es-ES" w:eastAsia="es-ES"/>
-              </w:rPr>
-              <w:instrText>MACROBUTTON NoMacro [Fecha]</w:instrText>
-            </w:r>
-            <w:r>
-              <w:rPr>
-                <w:rFonts w:cstheme="minorHAnsi"/>
-                <w:i/>
-                <w:color w:val="FF0000"/>
-                <w:szCs w:val="24"/>
-                <w:lang w:val="es-ES" w:eastAsia="es-ES"/>
-              </w:rPr>
-              <w:fldChar w:fldCharType="end"/>
-            </w:r>
-          </w:p>
-        </w:tc>
-        <w:tc>
-          <w:tcPr>
-            <w:tcW w:w="1080" w:type="dxa"/>
-            <w:vAlign w:val="center"/>
-          </w:tcPr>
-          <w:p>
-            <w:pPr>
-              <w:jc w:val="both"/>
-              <w:rPr>
-                <w:rFonts w:asciiTheme="minorHAnsi" w:hAnsiTheme="minorHAnsi" w:cstheme="minorHAnsi"/>
-                <w:i/>
-                <w:color w:val="FF0000"/>
-                <w:szCs w:val="24"/>
-                <w:lang w:val="es-ES" w:eastAsia="es-ES"/>
-              </w:rPr>
-            </w:pPr>
-            <w:r>
-              <w:rPr>
-                <w:rFonts w:cstheme="minorHAnsi"/>
-                <w:i/>
-                <w:color w:val="FF0000"/>
-                <w:szCs w:val="24"/>
-                <w:lang w:val="es-ES" w:eastAsia="es-ES"/>
-              </w:rPr>
-              <w:fldChar w:fldCharType="begin"/>
-            </w:r>
-            <w:r>
-              <w:rPr>
-                <w:rFonts w:asciiTheme="minorHAnsi" w:hAnsiTheme="minorHAnsi" w:cstheme="minorHAnsi"/>
-                <w:i/>
-                <w:color w:val="FF0000"/>
-                <w:szCs w:val="24"/>
-                <w:lang w:val="es-ES" w:eastAsia="es-ES"/>
-              </w:rPr>
-              <w:instrText>MACROBUTTON NoMacro [Rev]</w:instrText>
-            </w:r>
-            <w:r>
-              <w:rPr>
-                <w:rFonts w:cstheme="minorHAnsi"/>
-                <w:i/>
-                <w:color w:val="FF0000"/>
-                <w:szCs w:val="24"/>
-                <w:lang w:val="es-ES" w:eastAsia="es-ES"/>
-              </w:rPr>
-              <w:fldChar w:fldCharType="end"/>
-            </w:r>
-          </w:p>
-        </w:tc>
-        <w:tc>
-          <w:tcPr>
-            <w:tcW w:w="3060" w:type="dxa"/>
-            <w:vAlign w:val="center"/>
-          </w:tcPr>
-          <w:p>
-            <w:pPr>
-              <w:jc w:val="both"/>
-              <w:rPr>
-                <w:rFonts w:asciiTheme="minorHAnsi" w:hAnsiTheme="minorHAnsi" w:cstheme="minorHAnsi"/>
-                <w:i/>
-                <w:color w:val="FF0000"/>
-                <w:szCs w:val="24"/>
-                <w:lang w:val="es-ES" w:eastAsia="es-ES"/>
-              </w:rPr>
-            </w:pPr>
-            <w:r>
-              <w:rPr>
-                <w:rFonts w:cstheme="minorHAnsi"/>
-                <w:i/>
-                <w:color w:val="FF0000"/>
-                <w:szCs w:val="24"/>
-                <w:lang w:val="es-ES" w:eastAsia="es-ES"/>
-              </w:rPr>
-              <w:fldChar w:fldCharType="begin"/>
-            </w:r>
-            <w:r>
-              <w:rPr>
-                <w:rFonts w:asciiTheme="minorHAnsi" w:hAnsiTheme="minorHAnsi" w:cstheme="minorHAnsi"/>
-                <w:i/>
-                <w:color w:val="FF0000"/>
-                <w:szCs w:val="24"/>
-                <w:lang w:val="es-ES" w:eastAsia="es-ES"/>
-              </w:rPr>
-              <w:instrText>MACROBUTTON NoMacro [Descripcion]</w:instrText>
-            </w:r>
-            <w:r>
-              <w:rPr>
-                <w:rFonts w:cstheme="minorHAnsi"/>
-                <w:i/>
-                <w:color w:val="FF0000"/>
-                <w:szCs w:val="24"/>
-                <w:lang w:val="es-ES" w:eastAsia="es-ES"/>
-              </w:rPr>
-              <w:fldChar w:fldCharType="end"/>
-            </w:r>
-          </w:p>
-        </w:tc>
-        <w:tc>
-          <w:tcPr>
-            <w:tcW w:w="3316" w:type="dxa"/>
-            <w:vAlign w:val="center"/>
-          </w:tcPr>
-          <w:p>
-            <w:pPr>
-              <w:jc w:val="both"/>
-              <w:rPr>
-                <w:rFonts w:asciiTheme="minorHAnsi" w:hAnsiTheme="minorHAnsi" w:cstheme="minorHAnsi"/>
-                <w:i/>
-                <w:color w:val="FF0000"/>
-                <w:szCs w:val="24"/>
-                <w:lang w:val="es-ES" w:eastAsia="es-ES"/>
-              </w:rPr>
-            </w:pPr>
-            <w:r>
-              <w:rPr>
-                <w:rFonts w:cstheme="minorHAnsi"/>
-                <w:i/>
-                <w:color w:val="FF0000"/>
-                <w:szCs w:val="24"/>
-                <w:lang w:val="es-ES" w:eastAsia="es-ES"/>
-              </w:rPr>
-              <w:fldChar w:fldCharType="begin"/>
-            </w:r>
-            <w:r>
-              <w:rPr>
-                <w:rFonts w:asciiTheme="minorHAnsi" w:hAnsiTheme="minorHAnsi" w:cstheme="minorHAnsi"/>
-                <w:i/>
-                <w:color w:val="FF0000"/>
-                <w:szCs w:val="24"/>
-                <w:lang w:val="es-ES" w:eastAsia="es-ES"/>
-              </w:rPr>
-              <w:instrText>MACROBUTTON NoMacro [Descripcion]</w:instrText>
-            </w:r>
-            <w:r>
-              <w:rPr>
-                <w:rFonts w:cstheme="minorHAnsi"/>
-                <w:i/>
-                <w:color w:val="FF0000"/>
-                <w:szCs w:val="24"/>
-                <w:lang w:val="es-ES" w:eastAsia="es-ES"/>
-              </w:rPr>
-              <w:fldChar w:fldCharType="end"/>
+              <w:t>Creación inicial del documento</w:t>
             </w:r>
           </w:p>
         </w:tc>
@@ -2098,33 +1783,60 @@
       <w:r>
         <w:rPr>
           <w:rFonts w:eastAsia="Times New Roman" w:cstheme="minorHAnsi"/>
-          <w:color w:val="FF0000"/>
           <w:sz w:val="20"/>
           <w:szCs w:val="24"/>
           <w:lang w:val="es-ES" w:eastAsia="es-ES"/>
         </w:rPr>
-        <w:fldChar w:fldCharType="begin"/>
+        <w:t>30-09-2026</w:t>
       </w:r>
-      <w:r>
+    </w:p>
+    <w:p>
+      <w:pPr>
+        <w:spacing w:after="0" w:line="240" w:lineRule="auto"/>
+        <w:jc w:val="both"/>
         <w:rPr>
           <w:rFonts w:eastAsia="Times New Roman" w:cstheme="minorHAnsi"/>
-          <w:color w:val="FF0000"/>
           <w:sz w:val="20"/>
           <w:szCs w:val="24"/>
           <w:lang w:val="es-ES" w:eastAsia="es-ES"/>
         </w:rPr>
-        <w:instrText>MACROBUTTON NoMacro [Fecha]</w:instrText>
-      </w:r>
-      <w:r>
+      </w:pPr>
+    </w:p>
+    <w:p>
+      <w:pPr>
+        <w:spacing w:after="0" w:line="240" w:lineRule="auto"/>
+        <w:jc w:val="both"/>
         <w:rPr>
           <w:rFonts w:eastAsia="Times New Roman" w:cstheme="minorHAnsi"/>
-          <w:color w:val="FF0000"/>
           <w:sz w:val="20"/>
           <w:szCs w:val="24"/>
           <w:lang w:val="es-ES" w:eastAsia="es-ES"/>
         </w:rPr>
-        <w:fldChar w:fldCharType="end"/>
-      </w:r>
+      </w:pPr>
+    </w:p>
+    <w:p>
+      <w:pPr>
+        <w:spacing w:after="0" w:line="240" w:lineRule="auto"/>
+        <w:jc w:val="both"/>
+        <w:rPr>
+          <w:rFonts w:eastAsia="Times New Roman" w:cstheme="minorHAnsi"/>
+          <w:sz w:val="20"/>
+          <w:szCs w:val="24"/>
+          <w:lang w:val="es-ES" w:eastAsia="es-ES"/>
+        </w:rPr>
+      </w:pPr>
+    </w:p>
+    <w:p>
+      <w:pPr>
+        <w:spacing w:after="0" w:line="240" w:lineRule="auto"/>
+        <w:jc w:val="both"/>
+        <w:rPr>
+          <w:rFonts w:eastAsia="Times New Roman" w:cstheme="minorHAnsi"/>
+          <w:sz w:val="20"/>
+          <w:szCs w:val="24"/>
+          <w:lang w:val="es-ES" w:eastAsia="es-ES"/>
+        </w:rPr>
+      </w:pPr>
     </w:p>
     <w:p>
       <w:pPr>
@@ -2372,6 +2084,15 @@
                 <w:lang w:val="es-ES" w:eastAsia="es-ES"/>
               </w:rPr>
             </w:pPr>
+            <w:r>
+              <w:rPr>
+                <w:rFonts w:asciiTheme="minorHAnsi" w:hAnsiTheme="minorHAnsi" w:cstheme="minorHAnsi"/>
+                <w:i/>
+                <w:szCs w:val="24"/>
+                <w:lang w:val="es-ES" w:eastAsia="es-ES"/>
+              </w:rPr>
+              <w:t>Full Stack</w:t>
+            </w:r>
           </w:p>
         </w:tc>
       </w:tr>
@@ -2404,6 +2125,111 @@
               <w:t>Ignacio Andrade</w:t>
             </w:r>
           </w:p>
+          <w:p>
+            <w:pPr>
+              <w:jc w:val="both"/>
+              <w:rPr>
+                <w:rFonts w:cstheme="minorHAnsi"/>
+                <w:i/>
+                <w:szCs w:val="24"/>
+                <w:lang w:val="es-ES" w:eastAsia="es-ES"/>
+              </w:rPr>
+            </w:pPr>
+          </w:p>
+        </w:tc>
+        <w:tc>
+          <w:tcPr>
+            <w:tcW w:w="5275" w:type="dxa"/>
+            <w:vAlign w:val="center"/>
+          </w:tcPr>
+          <w:p>
+            <w:pPr>
+              <w:jc w:val="both"/>
+              <w:rPr>
+                <w:rFonts w:cstheme="minorHAnsi"/>
+                <w:i/>
+                <w:szCs w:val="24"/>
+                <w:lang w:val="es-ES" w:eastAsia="es-ES"/>
+              </w:rPr>
+            </w:pPr>
+            <w:r>
+              <w:rPr>
+                <w:rFonts w:asciiTheme="minorHAnsi" w:hAnsiTheme="minorHAnsi" w:cstheme="minorHAnsi"/>
+                <w:i/>
+                <w:szCs w:val="24"/>
+                <w:lang w:val="es-ES" w:eastAsia="es-ES"/>
+              </w:rPr>
+              <w:t>Full Stack</w:t>
+            </w:r>
+          </w:p>
+        </w:tc>
+      </w:tr>
+      <w:tr>
+        <w:trPr>
+          <w:trHeight w:val="465"/>
+        </w:trPr>
+        <w:tc>
+          <w:tcPr>
+            <w:tcW w:w="3539" w:type="dxa"/>
+            <w:vAlign w:val="center"/>
+          </w:tcPr>
+          <w:p>
+            <w:pPr>
+              <w:jc w:val="both"/>
+              <w:rPr>
+                <w:rFonts w:asciiTheme="minorHAnsi" w:hAnsiTheme="minorHAnsi" w:cstheme="minorHAnsi"/>
+                <w:i/>
+                <w:szCs w:val="24"/>
+                <w:lang w:val="es-ES" w:eastAsia="es-ES"/>
+              </w:rPr>
+            </w:pPr>
+            <w:r>
+              <w:rPr>
+                <w:rFonts w:asciiTheme="minorHAnsi" w:hAnsiTheme="minorHAnsi" w:cstheme="minorHAnsi"/>
+                <w:i/>
+                <w:szCs w:val="24"/>
+                <w:lang w:val="es-ES" w:eastAsia="es-ES"/>
+              </w:rPr>
+              <w:t>Airon Saez</w:t>
+            </w:r>
+          </w:p>
+        </w:tc>
+        <w:tc>
+          <w:tcPr>
+            <w:tcW w:w="5275" w:type="dxa"/>
+            <w:vAlign w:val="center"/>
+          </w:tcPr>
+          <w:p>
+            <w:pPr>
+              <w:jc w:val="both"/>
+              <w:rPr>
+                <w:rFonts w:cstheme="minorHAnsi"/>
+                <w:i/>
+                <w:szCs w:val="24"/>
+                <w:lang w:val="es-ES" w:eastAsia="es-ES"/>
+              </w:rPr>
+            </w:pPr>
+            <w:r>
+              <w:rPr>
+                <w:rFonts w:asciiTheme="minorHAnsi" w:hAnsiTheme="minorHAnsi" w:cstheme="minorHAnsi"/>
+                <w:i/>
+                <w:szCs w:val="24"/>
+                <w:lang w:val="es-ES" w:eastAsia="es-ES"/>
+              </w:rPr>
+              <w:t>Full Stack</w:t>
+            </w:r>
+          </w:p>
+        </w:tc>
+      </w:tr>
+      <w:tr>
+        <w:trPr>
+          <w:trHeight w:val="465"/>
+        </w:trPr>
+        <w:tc>
+          <w:tcPr>
+            <w:tcW w:w="3539" w:type="dxa"/>
+            <w:vAlign w:val="center"/>
+          </w:tcPr>
           <w:p>
             <w:pPr>
               <w:jc w:val="both"/>
@@ -2447,65 +2273,6 @@
             <w:pPr>
               <w:jc w:val="both"/>
               <w:rPr>
-                <w:rFonts w:asciiTheme="minorHAnsi" w:hAnsiTheme="minorHAnsi" w:cstheme="minorHAnsi"/>
-                <w:i/>
-                <w:szCs w:val="24"/>
-                <w:lang w:val="es-ES" w:eastAsia="es-ES"/>
-              </w:rPr>
-            </w:pPr>
-            <w:r>
-              <w:rPr>
-                <w:rFonts w:asciiTheme="minorHAnsi" w:hAnsiTheme="minorHAnsi" w:cstheme="minorHAnsi"/>
-                <w:i/>
-                <w:szCs w:val="24"/>
-                <w:lang w:val="es-ES" w:eastAsia="es-ES"/>
-              </w:rPr>
-              <w:t xml:space="preserve">Airon </w:t>
-            </w:r>
-            <w:proofErr w:type="spellStart"/>
-            <w:r>
-              <w:rPr>
-                <w:rFonts w:asciiTheme="minorHAnsi" w:hAnsiTheme="minorHAnsi" w:cstheme="minorHAnsi"/>
-                <w:i/>
-                <w:szCs w:val="24"/>
-                <w:lang w:val="es-ES" w:eastAsia="es-ES"/>
-              </w:rPr>
-              <w:t>Saez</w:t>
-            </w:r>
-            <w:proofErr w:type="spellEnd"/>
-          </w:p>
-        </w:tc>
-        <w:tc>
-          <w:tcPr>
-            <w:tcW w:w="5275" w:type="dxa"/>
-            <w:vAlign w:val="center"/>
-          </w:tcPr>
-          <w:p>
-            <w:pPr>
-              <w:jc w:val="both"/>
-              <w:rPr>
-                <w:rFonts w:cstheme="minorHAnsi"/>
-                <w:i/>
-                <w:szCs w:val="24"/>
-                <w:lang w:val="es-ES" w:eastAsia="es-ES"/>
-              </w:rPr>
-            </w:pPr>
-          </w:p>
-        </w:tc>
-      </w:tr>
-      <w:tr>
-        <w:trPr>
-          <w:trHeight w:val="465"/>
-        </w:trPr>
-        <w:tc>
-          <w:tcPr>
-            <w:tcW w:w="3539" w:type="dxa"/>
-            <w:vAlign w:val="center"/>
-          </w:tcPr>
-          <w:p>
-            <w:pPr>
-              <w:jc w:val="both"/>
-              <w:rPr>
                 <w:rFonts w:cstheme="minorHAnsi"/>
                 <w:i/>
                 <w:szCs w:val="24"/>
@@ -2532,45 +2299,6 @@
           </w:p>
         </w:tc>
       </w:tr>
-      <w:tr>
-        <w:trPr>
-          <w:trHeight w:val="465"/>
-        </w:trPr>
-        <w:tc>
-          <w:tcPr>
-            <w:tcW w:w="3539" w:type="dxa"/>
-            <w:vAlign w:val="center"/>
-          </w:tcPr>
-          <w:p>
-            <w:pPr>
-              <w:jc w:val="both"/>
-              <w:rPr>
-                <w:rFonts w:cstheme="minorHAnsi"/>
-                <w:i/>
-                <w:szCs w:val="24"/>
-                <w:lang w:val="es-ES" w:eastAsia="es-ES"/>
-              </w:rPr>
-            </w:pPr>
-          </w:p>
-        </w:tc>
-        <w:tc>
-          <w:tcPr>
-            <w:tcW w:w="5275" w:type="dxa"/>
-            <w:vAlign w:val="center"/>
-          </w:tcPr>
-          <w:p>
-            <w:pPr>
-              <w:jc w:val="both"/>
-              <w:rPr>
-                <w:rFonts w:cstheme="minorHAnsi"/>
-                <w:i/>
-                <w:szCs w:val="24"/>
-                <w:lang w:val="es-ES" w:eastAsia="es-ES"/>
-              </w:rPr>
-            </w:pPr>
-          </w:p>
-        </w:tc>
-      </w:tr>
     </w:tbl>
     <w:p/>
     <w:p>
@@ -2595,6 +2323,10 @@
     <w:p>
       <w:pPr>
         <w:pStyle w:val="Ttulo1"/>
+        <w:numPr>
+          <w:ilvl w:val="0"/>
+          <w:numId w:val="0"/>
+        </w:numPr>
         <w:jc w:val="both"/>
         <w:rPr>
           <w:rFonts w:asciiTheme="minorHAnsi" w:hAnsiTheme="minorHAnsi" w:cstheme="minorHAnsi"/>
@@ -2631,11 +2363,9 @@
       <w:r>
         <w:t xml:space="preserve">Nuestra problemática es que </w:t>
       </w:r>
-      <w:proofErr w:type="gramStart"/>
       <w:r>
-        <w:t>el  comercio</w:t>
+        <w:t>el comercio</w:t>
       </w:r>
-      <w:proofErr w:type="gramEnd"/>
       <w:r>
         <w:t xml:space="preserve"> exterior en Chile opera bajo un cuello de botella debido a que la información crítica permanece fragmentada en </w:t>
       </w:r>
@@ -2647,19 +2377,15 @@
       <w:r>
         <w:t xml:space="preserve"> con formatos no estandarizados a nivel internacional, correos y portales aislados, obligando a los encargados de comercio exterior a actuar como “puentes manuales de datos” mediantes hojas de Excel. Esta falta de integración provoca que la empresa trabaje a ciegas, con datos desactualizados sobre dónde están los contenedores y que tramites le faltan, </w:t>
       </w:r>
-      <w:proofErr w:type="gramStart"/>
       <w:r>
-        <w:t>saturando  la</w:t>
+        <w:t>saturando la</w:t>
       </w:r>
-      <w:proofErr w:type="gramEnd"/>
       <w:r>
         <w:t xml:space="preserve"> </w:t>
       </w:r>
-      <w:proofErr w:type="gramStart"/>
       <w:r>
-        <w:t>capacidad usuario</w:t>
+        <w:t>capacidad usuaria</w:t>
       </w:r>
-      <w:proofErr w:type="gramEnd"/>
       <w:r>
         <w:t xml:space="preserve"> ante cientos de actualizaciones manuales e inevitablemente generando errores de transcripción o demoras que resultan en millonarias multas por sobrestadía y retención.</w:t>
       </w:r>
@@ -2868,34 +2594,6 @@
     </w:p>
     <w:p>
       <w:pPr>
-        <w:rPr>
-          <w:lang w:val="es-ES" w:eastAsia="es-ES"/>
-        </w:rPr>
-      </w:pPr>
-    </w:p>
-    <w:p>
-      <w:pPr>
-        <w:rPr>
-          <w:lang w:val="es-ES" w:eastAsia="es-ES"/>
-        </w:rPr>
-      </w:pPr>
-    </w:p>
-    <w:p>
-      <w:pPr>
-        <w:rPr>
-          <w:lang w:val="es-ES" w:eastAsia="es-ES"/>
-        </w:rPr>
-      </w:pPr>
-    </w:p>
-    <w:p>
-      <w:pPr>
-        <w:rPr>
-          <w:lang w:val="es-ES" w:eastAsia="es-ES"/>
-        </w:rPr>
-      </w:pPr>
-    </w:p>
-    <w:p>
-      <w:pPr>
         <w:pStyle w:val="Ttulo2"/>
         <w:rPr>
           <w:lang w:val="es-ES" w:eastAsia="es-ES"/>
@@ -2920,7 +2618,7 @@
         <w:rPr>
           <w:lang w:val="es-ES" w:eastAsia="es-ES"/>
         </w:rPr>
-        <w:t>Señalar como el producto o solución recoge las problemáticas de los diferentes usuarios y establece un resultado el cual aportará un mayor valor (numérico) que la situación actual.</w:t>
+        <w:t>Este sistema busca automatizar los procesos manuales que ejecutan a diario los analistas de comercio exterior, reduciendo el riesgo de cuellos de botella y costos asociados a multas por retención y sobrestadía. Al simplificar y optimizar tareas repetitivas propensas al error humano, la plataforma guía al usuario a través de un flujo automatizado que le permite gestionar un mayor volumen de contenedores en menos tiempo. Esto incrementa de manera significativa la productividad, la eficiencia y optimiza el costo total de horas hombre (HH).</w:t>
       </w:r>
     </w:p>
     <w:sectPr>
@@ -3044,29 +2742,17 @@
         <w:bottom w:val="single" w:sz="4" w:space="1" w:color="auto"/>
       </w:pBdr>
       <w:jc w:val="right"/>
-      <w:rPr>
-        <w:color w:val="FF0000"/>
-      </w:rPr>
     </w:pPr>
     <w:proofErr w:type="spellStart"/>
     <w:r>
-      <w:rPr>
-        <w:color w:val="FF0000"/>
-      </w:rPr>
       <w:t>Product</w:t>
     </w:r>
     <w:proofErr w:type="spellEnd"/>
     <w:r>
-      <w:rPr>
-        <w:color w:val="FF0000"/>
-      </w:rPr>
       <w:t xml:space="preserve"> </w:t>
     </w:r>
     <w:proofErr w:type="spellStart"/>
     <w:r>
-      <w:rPr>
-        <w:color w:val="FF0000"/>
-      </w:rPr>
       <w:t>vision</w:t>
     </w:r>
     <w:proofErr w:type="spellEnd"/>
@@ -6060,6 +5746,7 @@
     <w:rsid w:val="005B27DB"/>
     <w:rsid w:val="00687CD9"/>
     <w:rsid w:val="006E2FCC"/>
+    <w:rsid w:val="006E7DBE"/>
     <w:rsid w:val="00704192"/>
     <w:rsid w:val="00825B36"/>
     <w:rsid w:val="008F3936"/>
@@ -6073,6 +5760,7 @@
     <w:rsid w:val="00CF44FB"/>
     <w:rsid w:val="00DD693D"/>
     <w:rsid w:val="00EC21D5"/>
+    <w:rsid w:val="00F44B7F"/>
   </w:rsids>
   <m:mathPr>
     <m:mathFont m:val="Cambria Math"/>
@@ -6815,7 +6503,7 @@
 
 <file path=customXml/item1.xml><?xml version="1.0" encoding="utf-8"?>
 <CoverPageProperties xmlns="http://schemas.microsoft.com/office/2006/coverPageProps">
-  <PublishDate/>
+  <PublishDate>2026-09-30T00:00:00</PublishDate>
   <Abstract>Planificación y Especificación de Requisitos según estándares; IEEE 830, ISO9000 y PMI.</Abstract>
   <CompanyAddress/>
   <CompanyPhone/>
@@ -6825,25 +6513,10 @@
 </file>
 
 <file path=customXml/item2.xml><?xml version="1.0" encoding="utf-8"?>
-<p:properties xmlns:p="http://schemas.microsoft.com/office/2006/metadata/properties" xmlns:xsi="http://www.w3.org/2001/XMLSchema-instance" xmlns:pc="http://schemas.microsoft.com/office/infopath/2007/PartnerControls">
-  <documentManagement>
-    <lcf76f155ced4ddcb4097134ff3c332f xmlns="e1e7bc46-bed0-459f-9452-a76b1c5b695e">
-      <Terms xmlns="http://schemas.microsoft.com/office/infopath/2007/PartnerControls"/>
-    </lcf76f155ced4ddcb4097134ff3c332f>
-  </documentManagement>
-</p:properties>
+<b:Sources xmlns:b="http://schemas.openxmlformats.org/officeDocument/2006/bibliography" xmlns="http://schemas.openxmlformats.org/officeDocument/2006/bibliography" SelectedStyle="\APA.XSL" StyleName="APA"/>
 </file>
 
 <file path=customXml/item3.xml><?xml version="1.0" encoding="utf-8"?>
-<?mso-contentType ?>
-<FormTemplates xmlns="http://schemas.microsoft.com/sharepoint/v3/contenttype/forms">
-  <Display>DocumentLibraryForm</Display>
-  <Edit>DocumentLibraryForm</Edit>
-  <New>DocumentLibraryForm</New>
-</FormTemplates>
-</file>
-
-<file path=customXml/item4.xml><?xml version="1.0" encoding="utf-8"?>
 <ct:contentTypeSchema xmlns:ct="http://schemas.microsoft.com/office/2006/metadata/contentType" xmlns:ma="http://schemas.microsoft.com/office/2006/metadata/properties/metaAttributes" ct:_="" ma:_="" ma:contentTypeName="Documento" ma:contentTypeID="0x0101005395107FFD641345A10C8A5ACACB9D20" ma:contentTypeVersion="13" ma:contentTypeDescription="Crear nuevo documento." ma:contentTypeScope="" ma:versionID="7407f70e7181b908656026f379795b2c">
   <xsd:schema xmlns:xsd="http://www.w3.org/2001/XMLSchema" xmlns:xs="http://www.w3.org/2001/XMLSchema" xmlns:p="http://schemas.microsoft.com/office/2006/metadata/properties" xmlns:ns2="e1e7bc46-bed0-459f-9452-a76b1c5b695e" xmlns:ns3="bb8cf7e1-610f-40a0-8f00-126b9d139fde" targetNamespace="http://schemas.microsoft.com/office/2006/metadata/properties" ma:root="true" ma:fieldsID="b29ea8901729e1eaaa4e48e09148c760" ns2:_="" ns3:_="">
     <xsd:import namespace="e1e7bc46-bed0-459f-9452-a76b1c5b695e"/>
@@ -7060,8 +6733,23 @@
 </ct:contentTypeSchema>
 </file>
 
+<file path=customXml/item4.xml><?xml version="1.0" encoding="utf-8"?>
+<?mso-contentType ?>
+<FormTemplates xmlns="http://schemas.microsoft.com/sharepoint/v3/contenttype/forms">
+  <Display>DocumentLibraryForm</Display>
+  <Edit>DocumentLibraryForm</Edit>
+  <New>DocumentLibraryForm</New>
+</FormTemplates>
+</file>
+
 <file path=customXml/item5.xml><?xml version="1.0" encoding="utf-8"?>
-<b:Sources xmlns:b="http://schemas.openxmlformats.org/officeDocument/2006/bibliography" xmlns="http://schemas.openxmlformats.org/officeDocument/2006/bibliography" SelectedStyle="\APA.XSL" StyleName="APA"/>
+<p:properties xmlns:p="http://schemas.microsoft.com/office/2006/metadata/properties" xmlns:xsi="http://www.w3.org/2001/XMLSchema-instance" xmlns:pc="http://schemas.microsoft.com/office/infopath/2007/PartnerControls">
+  <documentManagement>
+    <lcf76f155ced4ddcb4097134ff3c332f xmlns="e1e7bc46-bed0-459f-9452-a76b1c5b695e">
+      <Terms xmlns="http://schemas.microsoft.com/office/infopath/2007/PartnerControls"/>
+    </lcf76f155ced4ddcb4097134ff3c332f>
+  </documentManagement>
+</p:properties>
 </file>
 
 <file path=customXml/itemProps1.xml><?xml version="1.0" encoding="utf-8"?>
@@ -7073,24 +6761,14 @@
 </file>
 
 <file path=customXml/itemProps2.xml><?xml version="1.0" encoding="utf-8"?>
-<ds:datastoreItem xmlns:ds="http://schemas.openxmlformats.org/officeDocument/2006/customXml" ds:itemID="{E1036DFC-1D85-404D-898C-621D06C0EB1C}">
+<ds:datastoreItem xmlns:ds="http://schemas.openxmlformats.org/officeDocument/2006/customXml" ds:itemID="{BD6EC776-6679-4C69-98E3-6D068EA0A3C9}">
   <ds:schemaRefs>
-    <ds:schemaRef ds:uri="http://schemas.microsoft.com/office/2006/metadata/properties"/>
-    <ds:schemaRef ds:uri="http://schemas.microsoft.com/office/infopath/2007/PartnerControls"/>
-    <ds:schemaRef ds:uri="e1e7bc46-bed0-459f-9452-a76b1c5b695e"/>
+    <ds:schemaRef ds:uri="http://schemas.openxmlformats.org/officeDocument/2006/bibliography"/>
   </ds:schemaRefs>
 </ds:datastoreItem>
 </file>
 
 <file path=customXml/itemProps3.xml><?xml version="1.0" encoding="utf-8"?>
-<ds:datastoreItem xmlns:ds="http://schemas.openxmlformats.org/officeDocument/2006/customXml" ds:itemID="{EE9AAF0E-D63F-459F-A0FB-CDCE9F728F33}">
-  <ds:schemaRefs>
-    <ds:schemaRef ds:uri="http://schemas.microsoft.com/sharepoint/v3/contenttype/forms"/>
-  </ds:schemaRefs>
-</ds:datastoreItem>
-</file>
-
-<file path=customXml/itemProps4.xml><?xml version="1.0" encoding="utf-8"?>
 <ds:datastoreItem xmlns:ds="http://schemas.openxmlformats.org/officeDocument/2006/customXml" ds:itemID="{444115BD-C1C6-48AD-B714-E1866627071D}">
   <ds:schemaRefs>
     <ds:schemaRef ds:uri="http://schemas.microsoft.com/office/2006/metadata/contentType"/>
@@ -7109,10 +6787,20 @@
 </ds:datastoreItem>
 </file>
 
+<file path=customXml/itemProps4.xml><?xml version="1.0" encoding="utf-8"?>
+<ds:datastoreItem xmlns:ds="http://schemas.openxmlformats.org/officeDocument/2006/customXml" ds:itemID="{EE9AAF0E-D63F-459F-A0FB-CDCE9F728F33}">
+  <ds:schemaRefs>
+    <ds:schemaRef ds:uri="http://schemas.microsoft.com/sharepoint/v3/contenttype/forms"/>
+  </ds:schemaRefs>
+</ds:datastoreItem>
+</file>
+
 <file path=customXml/itemProps5.xml><?xml version="1.0" encoding="utf-8"?>
-<ds:datastoreItem xmlns:ds="http://schemas.openxmlformats.org/officeDocument/2006/customXml" ds:itemID="{BD6EC776-6679-4C69-98E3-6D068EA0A3C9}">
+<ds:datastoreItem xmlns:ds="http://schemas.openxmlformats.org/officeDocument/2006/customXml" ds:itemID="{E1036DFC-1D85-404D-898C-621D06C0EB1C}">
   <ds:schemaRefs>
-    <ds:schemaRef ds:uri="http://schemas.openxmlformats.org/officeDocument/2006/bibliography"/>
+    <ds:schemaRef ds:uri="http://schemas.microsoft.com/office/2006/metadata/properties"/>
+    <ds:schemaRef ds:uri="http://schemas.microsoft.com/office/infopath/2007/PartnerControls"/>
+    <ds:schemaRef ds:uri="e1e7bc46-bed0-459f-9452-a76b1c5b695e"/>
   </ds:schemaRefs>
 </ds:datastoreItem>
 </file>
--- a/Fase 2/Evidencias Proyecto/Documento 01- Product Vision.docx
+++ b/Fase 2/Evidencias Proyecto/Documento 01- Product Vision.docx
@@ -2091,7 +2091,7 @@
                 <w:szCs w:val="24"/>
                 <w:lang w:val="es-ES" w:eastAsia="es-ES"/>
               </w:rPr>
-              <w:t>Full Stack</w:t>
+              <w:t>Desarrollador</w:t>
             </w:r>
           </w:p>
         </w:tc>
@@ -2140,7 +2140,6 @@
         <w:tc>
           <w:tcPr>
             <w:tcW w:w="5275" w:type="dxa"/>
-            <w:vAlign w:val="center"/>
           </w:tcPr>
           <w:p>
             <w:pPr>
@@ -2159,7 +2158,7 @@
                 <w:szCs w:val="24"/>
                 <w:lang w:val="es-ES" w:eastAsia="es-ES"/>
               </w:rPr>
-              <w:t>Full Stack</w:t>
+              <w:t>Desarrollador</w:t>
             </w:r>
           </w:p>
         </w:tc>
@@ -2197,7 +2196,6 @@
         <w:tc>
           <w:tcPr>
             <w:tcW w:w="5275" w:type="dxa"/>
-            <w:vAlign w:val="center"/>
           </w:tcPr>
           <w:p>
             <w:pPr>
@@ -2216,7 +2214,7 @@
                 <w:szCs w:val="24"/>
                 <w:lang w:val="es-ES" w:eastAsia="es-ES"/>
               </w:rPr>
-              <w:t>Full Stack</w:t>
+              <w:t>Desarrollador</w:t>
             </w:r>
           </w:p>
         </w:tc>
@@ -5738,6 +5736,7 @@
     <w:rsid w:val="00230D02"/>
     <w:rsid w:val="00252686"/>
     <w:rsid w:val="002835FC"/>
+    <w:rsid w:val="002A04EA"/>
     <w:rsid w:val="002C06A7"/>
     <w:rsid w:val="004F7F49"/>
     <w:rsid w:val="0057410B"/>
@@ -6513,10 +6512,6 @@
 </file>
 
 <file path=customXml/item2.xml><?xml version="1.0" encoding="utf-8"?>
-<b:Sources xmlns:b="http://schemas.openxmlformats.org/officeDocument/2006/bibliography" xmlns="http://schemas.openxmlformats.org/officeDocument/2006/bibliography" SelectedStyle="\APA.XSL" StyleName="APA"/>
-</file>
-
-<file path=customXml/item3.xml><?xml version="1.0" encoding="utf-8"?>
 <ct:contentTypeSchema xmlns:ct="http://schemas.microsoft.com/office/2006/metadata/contentType" xmlns:ma="http://schemas.microsoft.com/office/2006/metadata/properties/metaAttributes" ct:_="" ma:_="" ma:contentTypeName="Documento" ma:contentTypeID="0x0101005395107FFD641345A10C8A5ACACB9D20" ma:contentTypeVersion="13" ma:contentTypeDescription="Crear nuevo documento." ma:contentTypeScope="" ma:versionID="7407f70e7181b908656026f379795b2c">
   <xsd:schema xmlns:xsd="http://www.w3.org/2001/XMLSchema" xmlns:xs="http://www.w3.org/2001/XMLSchema" xmlns:p="http://schemas.microsoft.com/office/2006/metadata/properties" xmlns:ns2="e1e7bc46-bed0-459f-9452-a76b1c5b695e" xmlns:ns3="bb8cf7e1-610f-40a0-8f00-126b9d139fde" targetNamespace="http://schemas.microsoft.com/office/2006/metadata/properties" ma:root="true" ma:fieldsID="b29ea8901729e1eaaa4e48e09148c760" ns2:_="" ns3:_="">
     <xsd:import namespace="e1e7bc46-bed0-459f-9452-a76b1c5b695e"/>
@@ -6733,16 +6728,11 @@
 </ct:contentTypeSchema>
 </file>
 
-<file path=customXml/item4.xml><?xml version="1.0" encoding="utf-8"?>
-<?mso-contentType ?>
-<FormTemplates xmlns="http://schemas.microsoft.com/sharepoint/v3/contenttype/forms">
-  <Display>DocumentLibraryForm</Display>
-  <Edit>DocumentLibraryForm</Edit>
-  <New>DocumentLibraryForm</New>
-</FormTemplates>
+<file path=customXml/item3.xml><?xml version="1.0" encoding="utf-8"?>
+<b:Sources xmlns:b="http://schemas.openxmlformats.org/officeDocument/2006/bibliography" xmlns="http://schemas.openxmlformats.org/officeDocument/2006/bibliography" SelectedStyle="\APA.XSL" StyleName="APA"/>
 </file>
 
-<file path=customXml/item5.xml><?xml version="1.0" encoding="utf-8"?>
+<file path=customXml/item4.xml><?xml version="1.0" encoding="utf-8"?>
 <p:properties xmlns:p="http://schemas.microsoft.com/office/2006/metadata/properties" xmlns:xsi="http://www.w3.org/2001/XMLSchema-instance" xmlns:pc="http://schemas.microsoft.com/office/infopath/2007/PartnerControls">
   <documentManagement>
     <lcf76f155ced4ddcb4097134ff3c332f xmlns="e1e7bc46-bed0-459f-9452-a76b1c5b695e">
@@ -6750,6 +6740,15 @@
     </lcf76f155ced4ddcb4097134ff3c332f>
   </documentManagement>
 </p:properties>
+</file>
+
+<file path=customXml/item5.xml><?xml version="1.0" encoding="utf-8"?>
+<?mso-contentType ?>
+<FormTemplates xmlns="http://schemas.microsoft.com/sharepoint/v3/contenttype/forms">
+  <Display>DocumentLibraryForm</Display>
+  <Edit>DocumentLibraryForm</Edit>
+  <New>DocumentLibraryForm</New>
+</FormTemplates>
 </file>
 
 <file path=customXml/itemProps1.xml><?xml version="1.0" encoding="utf-8"?>
@@ -6761,14 +6760,6 @@
 </file>
 
 <file path=customXml/itemProps2.xml><?xml version="1.0" encoding="utf-8"?>
-<ds:datastoreItem xmlns:ds="http://schemas.openxmlformats.org/officeDocument/2006/customXml" ds:itemID="{BD6EC776-6679-4C69-98E3-6D068EA0A3C9}">
-  <ds:schemaRefs>
-    <ds:schemaRef ds:uri="http://schemas.openxmlformats.org/officeDocument/2006/bibliography"/>
-  </ds:schemaRefs>
-</ds:datastoreItem>
-</file>
-
-<file path=customXml/itemProps3.xml><?xml version="1.0" encoding="utf-8"?>
 <ds:datastoreItem xmlns:ds="http://schemas.openxmlformats.org/officeDocument/2006/customXml" ds:itemID="{444115BD-C1C6-48AD-B714-E1866627071D}">
   <ds:schemaRefs>
     <ds:schemaRef ds:uri="http://schemas.microsoft.com/office/2006/metadata/contentType"/>
@@ -6787,15 +6778,15 @@
 </ds:datastoreItem>
 </file>
 
-<file path=customXml/itemProps4.xml><?xml version="1.0" encoding="utf-8"?>
-<ds:datastoreItem xmlns:ds="http://schemas.openxmlformats.org/officeDocument/2006/customXml" ds:itemID="{EE9AAF0E-D63F-459F-A0FB-CDCE9F728F33}">
+<file path=customXml/itemProps3.xml><?xml version="1.0" encoding="utf-8"?>
+<ds:datastoreItem xmlns:ds="http://schemas.openxmlformats.org/officeDocument/2006/customXml" ds:itemID="{BD6EC776-6679-4C69-98E3-6D068EA0A3C9}">
   <ds:schemaRefs>
-    <ds:schemaRef ds:uri="http://schemas.microsoft.com/sharepoint/v3/contenttype/forms"/>
+    <ds:schemaRef ds:uri="http://schemas.openxmlformats.org/officeDocument/2006/bibliography"/>
   </ds:schemaRefs>
 </ds:datastoreItem>
 </file>
 
-<file path=customXml/itemProps5.xml><?xml version="1.0" encoding="utf-8"?>
+<file path=customXml/itemProps4.xml><?xml version="1.0" encoding="utf-8"?>
 <ds:datastoreItem xmlns:ds="http://schemas.openxmlformats.org/officeDocument/2006/customXml" ds:itemID="{E1036DFC-1D85-404D-898C-621D06C0EB1C}">
   <ds:schemaRefs>
     <ds:schemaRef ds:uri="http://schemas.microsoft.com/office/2006/metadata/properties"/>
@@ -6803,4 +6794,12 @@
     <ds:schemaRef ds:uri="e1e7bc46-bed0-459f-9452-a76b1c5b695e"/>
   </ds:schemaRefs>
 </ds:datastoreItem>
+</file>
+
+<file path=customXml/itemProps5.xml><?xml version="1.0" encoding="utf-8"?>
+<ds:datastoreItem xmlns:ds="http://schemas.openxmlformats.org/officeDocument/2006/customXml" ds:itemID="{EE9AAF0E-D63F-459F-A0FB-CDCE9F728F33}">
+  <ds:schemaRefs>
+    <ds:schemaRef ds:uri="http://schemas.microsoft.com/sharepoint/v3/contenttype/forms"/>
+  </ds:schemaRefs>
+</ds:datastoreItem>
 </file>